--- a/docs/протокол.docx
+++ b/docs/протокол.docx
@@ -77,6 +77,7 @@
         </w:rPr>
         <w:t xml:space="preserve"> </w:t>
       </w:r>
+      <w:proofErr w:type="spellStart"/>
       <w:r>
         <w:rPr>
           <w:lang w:val="en-US"/>
@@ -95,12 +96,14 @@
         </w:rPr>
         <w:t>r</w:t>
       </w:r>
+      <w:proofErr w:type="spellEnd"/>
       <w:r>
         <w:rPr>
           <w:lang w:val="en-US"/>
         </w:rPr>
         <w:t xml:space="preserve">, </w:t>
       </w:r>
+      <w:proofErr w:type="spellStart"/>
       <w:r>
         <w:rPr>
           <w:lang w:val="en-US"/>
@@ -119,12 +122,14 @@
         </w:rPr>
         <w:t>v</w:t>
       </w:r>
+      <w:proofErr w:type="spellEnd"/>
       <w:r>
         <w:rPr>
           <w:lang w:val="en-US"/>
         </w:rPr>
         <w:t xml:space="preserve">, </w:t>
       </w:r>
+      <w:proofErr w:type="spellStart"/>
       <w:r>
         <w:rPr>
           <w:lang w:val="en-US"/>
@@ -143,12 +148,66 @@
         </w:rPr>
         <w:t>i</w:t>
       </w:r>
+      <w:proofErr w:type="spellEnd"/>
+      <w:r>
+        <w:rPr>
+          <w:lang w:val="en-US"/>
+        </w:rPr>
+        <w:t>,</w:t>
+      </w:r>
+      <w:r>
+        <w:rPr>
+          <w:lang w:val="en-US"/>
+        </w:rPr>
+        <w:t xml:space="preserve"> </w:t>
+      </w:r>
+      <w:proofErr w:type="spellStart"/>
+      <w:r>
+        <w:rPr>
+          <w:lang w:val="en-US"/>
+        </w:rPr>
+        <w:t>set_f</w:t>
+      </w:r>
+      <w:proofErr w:type="spellEnd"/>
+      <w:r>
+        <w:rPr>
+          <w:lang w:val="en-US"/>
+        </w:rPr>
+        <w:t>,</w:t>
+      </w:r>
+      <w:r>
+        <w:rPr>
+          <w:lang w:val="en-US"/>
+        </w:rPr>
+        <w:t xml:space="preserve"> </w:t>
+      </w:r>
+      <w:proofErr w:type="spellStart"/>
+      <w:r>
+        <w:rPr>
+          <w:lang w:val="en-US"/>
+        </w:rPr>
+        <w:t>get</w:t>
+      </w:r>
+      <w:r>
+        <w:rPr>
+          <w:lang w:val="en-US"/>
+        </w:rPr>
+        <w:t>_</w:t>
+      </w:r>
+      <w:r>
+        <w:rPr>
+          <w:lang w:val="en-US"/>
+        </w:rPr>
+        <w:t>v</w:t>
+      </w:r>
+      <w:proofErr w:type="spellEnd"/>
       <w:r>
         <w:rPr>
           <w:lang w:val="en-US"/>
         </w:rPr>
         <w:t xml:space="preserve">, </w:t>
       </w:r>
+      <w:proofErr w:type="spellStart"/>
       <w:r>
         <w:rPr>
           <w:lang w:val="en-US"/>
@@ -165,280 +224,325 @@
         <w:rPr>
           <w:lang w:val="en-US"/>
         </w:rPr>
+        <w:t>i</w:t>
+      </w:r>
+      <w:proofErr w:type="spellEnd"/>
+      <w:r>
+        <w:rPr>
+          <w:lang w:val="en-US"/>
+        </w:rPr>
+        <w:t xml:space="preserve">, </w:t>
+      </w:r>
+      <w:proofErr w:type="spellStart"/>
+      <w:r>
+        <w:rPr>
+          <w:lang w:val="en-US"/>
+        </w:rPr>
+        <w:t>get</w:t>
+      </w:r>
+      <w:r>
+        <w:rPr>
+          <w:lang w:val="en-US"/>
+        </w:rPr>
+        <w:t>_</w:t>
+      </w:r>
+      <w:r>
+        <w:rPr>
+          <w:lang w:val="en-US"/>
+        </w:rPr>
+        <w:t>c</w:t>
+      </w:r>
+      <w:r>
+        <w:rPr>
+          <w:lang w:val="en-US"/>
+        </w:rPr>
         <w:t>v</w:t>
       </w:r>
+      <w:proofErr w:type="spellEnd"/>
       <w:r>
         <w:rPr>
           <w:lang w:val="en-US"/>
         </w:rPr>
         <w:t xml:space="preserve">, </w:t>
       </w:r>
-      <w:r>
-        <w:rPr>
-          <w:lang w:val="en-US"/>
-        </w:rPr>
+      <w:proofErr w:type="spellStart"/>
+      <w:r>
+        <w:rPr>
+          <w:lang w:val="en-US"/>
+        </w:rPr>
+        <w:t>get_ci</w:t>
+      </w:r>
+      <w:proofErr w:type="spellEnd"/>
+      <w:r>
+        <w:rPr>
+          <w:lang w:val="en-US"/>
+        </w:rPr>
+        <w:t>,</w:t>
+      </w:r>
+      <w:r>
+        <w:rPr>
+          <w:lang w:val="en-US"/>
+        </w:rPr>
+        <w:t xml:space="preserve"> </w:t>
+      </w:r>
+      <w:proofErr w:type="spellStart"/>
+      <w:r>
+        <w:rPr>
+          <w:lang w:val="en-US"/>
+        </w:rPr>
+        <w:t>get_kv</w:t>
+      </w:r>
+      <w:proofErr w:type="spellEnd"/>
+      <w:r>
+        <w:rPr>
+          <w:lang w:val="en-US"/>
+        </w:rPr>
+        <w:t xml:space="preserve">, </w:t>
+      </w:r>
+      <w:proofErr w:type="spellStart"/>
+      <w:r>
+        <w:rPr>
+          <w:lang w:val="en-US"/>
+        </w:rPr>
+        <w:t>get_ki</w:t>
+      </w:r>
+      <w:proofErr w:type="spellEnd"/>
+      <w:r>
+        <w:rPr>
+          <w:lang w:val="en-US"/>
+        </w:rPr>
+        <w:t>,</w:t>
+      </w:r>
+      <w:r>
+        <w:rPr>
+          <w:lang w:val="en-US"/>
+        </w:rPr>
+        <w:t xml:space="preserve"> </w:t>
+      </w:r>
+      <w:proofErr w:type="spellStart"/>
+      <w:r>
+        <w:rPr>
+          <w:lang w:val="en-US"/>
+        </w:rPr>
+        <w:t>cal</w:t>
+      </w:r>
+      <w:r>
+        <w:rPr>
+          <w:lang w:val="en-US"/>
+        </w:rPr>
+        <w:t>_</w:t>
+      </w:r>
+      <w:r>
+        <w:rPr>
+          <w:lang w:val="en-US"/>
+        </w:rPr>
+        <w:t>v</w:t>
+      </w:r>
+      <w:proofErr w:type="spellEnd"/>
+      <w:r>
+        <w:rPr>
+          <w:lang w:val="en-US"/>
+        </w:rPr>
+        <w:t xml:space="preserve">, </w:t>
+      </w:r>
+      <w:proofErr w:type="spellStart"/>
+      <w:r>
+        <w:rPr>
+          <w:lang w:val="en-US"/>
+        </w:rPr>
+        <w:t>cal</w:t>
+      </w:r>
+      <w:r>
+        <w:rPr>
+          <w:lang w:val="en-US"/>
+        </w:rPr>
+        <w:t>_</w:t>
+      </w:r>
+      <w:r>
+        <w:rPr>
+          <w:lang w:val="en-US"/>
+        </w:rPr>
+        <w:t>i</w:t>
+      </w:r>
+      <w:proofErr w:type="spellEnd"/>
+      <w:r>
+        <w:rPr>
+          <w:lang w:val="en-US"/>
+        </w:rPr>
+        <w:t xml:space="preserve">, </w:t>
+      </w:r>
+      <w:proofErr w:type="spellStart"/>
+      <w:r>
+        <w:rPr>
+          <w:lang w:val="en-US"/>
+        </w:rPr>
+        <w:t>cal</w:t>
+      </w:r>
+      <w:r>
+        <w:rPr>
+          <w:lang w:val="en-US"/>
+        </w:rPr>
+        <w:t>_</w:t>
+      </w:r>
+      <w:r>
+        <w:rPr>
+          <w:lang w:val="en-US"/>
+        </w:rPr>
+        <w:t>s</w:t>
+      </w:r>
+      <w:proofErr w:type="spellEnd"/>
+      <w:r>
+        <w:rPr>
+          <w:lang w:val="en-US"/>
+        </w:rPr>
+        <w:t xml:space="preserve">, </w:t>
+      </w:r>
+      <w:proofErr w:type="spellStart"/>
+      <w:r>
+        <w:rPr>
+          <w:lang w:val="en-US"/>
+        </w:rPr>
+        <w:t>vreal</w:t>
+      </w:r>
+      <w:proofErr w:type="spellEnd"/>
+      <w:r>
+        <w:rPr>
+          <w:lang w:val="en-US"/>
+        </w:rPr>
+        <w:t xml:space="preserve">, </w:t>
+      </w:r>
+      <w:proofErr w:type="spellStart"/>
+      <w:r>
+        <w:rPr>
+          <w:lang w:val="en-US"/>
+        </w:rPr>
+        <w:t>ireal</w:t>
+      </w:r>
+      <w:proofErr w:type="spellEnd"/>
+      <w:r>
+        <w:rPr>
+          <w:lang w:val="en-US"/>
+        </w:rPr>
+        <w:t xml:space="preserve">, </w:t>
+      </w:r>
+      <w:r>
+        <w:rPr>
+          <w:lang w:val="en-US"/>
+        </w:rPr>
+        <w:t>on</w:t>
+      </w:r>
+      <w:r>
+        <w:rPr>
+          <w:lang w:val="en-US"/>
+        </w:rPr>
+        <w:t xml:space="preserve">, </w:t>
+      </w:r>
+      <w:r>
+        <w:rPr>
+          <w:lang w:val="en-US"/>
+        </w:rPr>
+        <w:t>off</w:t>
+      </w:r>
+      <w:r>
+        <w:rPr>
+          <w:lang w:val="en-US"/>
+        </w:rPr>
+        <w:t xml:space="preserve"> </w:t>
+      </w:r>
+      <w:r>
+        <w:t>должны</w:t>
+      </w:r>
+      <w:r>
+        <w:rPr>
+          <w:lang w:val="en-US"/>
+        </w:rPr>
+        <w:t xml:space="preserve"> </w:t>
+      </w:r>
+      <w:r>
+        <w:t>передаваться</w:t>
+      </w:r>
+      <w:r>
+        <w:rPr>
+          <w:lang w:val="en-US"/>
+        </w:rPr>
+        <w:t xml:space="preserve"> </w:t>
+      </w:r>
+      <w:r>
+        <w:t>строго</w:t>
+      </w:r>
+      <w:r>
+        <w:rPr>
+          <w:lang w:val="en-US"/>
+        </w:rPr>
+        <w:t xml:space="preserve"> </w:t>
+      </w:r>
+      <w:r>
+        <w:t>строчными</w:t>
+      </w:r>
+      <w:r>
+        <w:rPr>
+          <w:lang w:val="en-US"/>
+        </w:rPr>
+        <w:t xml:space="preserve"> </w:t>
+      </w:r>
+      <w:r>
+        <w:t>буквами</w:t>
+      </w:r>
+      <w:r>
+        <w:rPr>
+          <w:lang w:val="en-US"/>
+        </w:rPr>
+        <w:t>.</w:t>
+      </w:r>
+    </w:p>
+    <w:p>
+      <w:pPr>
+        <w:pStyle w:val="1"/>
+      </w:pPr>
+      <w:bookmarkStart w:id="1" w:name="_Toc234919266"/>
+      <w:r>
+        <w:t>ПРОТОКОЛ ВЗАИМОДЕЙСТВИЯ С УСТРОЙСТВОМ</w:t>
+      </w:r>
+      <w:bookmarkEnd w:id="1"/>
+    </w:p>
+    <w:p>
+      <w:pPr>
+        <w:pStyle w:val="2"/>
+      </w:pPr>
+      <w:bookmarkStart w:id="2" w:name="_Toc234919267"/>
+      <w:r>
+        <w:t>Команды измерения</w:t>
+      </w:r>
+      <w:bookmarkEnd w:id="2"/>
+    </w:p>
+    <w:p>
+      <w:pPr>
+        <w:pStyle w:val="3"/>
+      </w:pPr>
+      <w:bookmarkStart w:id="3" w:name="_Toc234919268"/>
+      <w:r>
+        <w:t>Запрос текущего напряжения</w:t>
+      </w:r>
+      <w:bookmarkEnd w:id="3"/>
+    </w:p>
+    <w:p>
+      <w:pPr>
+        <w:spacing w:after="160" w:line="276" w:lineRule="auto"/>
+      </w:pPr>
+      <w:r>
+        <w:t xml:space="preserve">Обозначение — </w:t>
+      </w:r>
+      <w:proofErr w:type="spellStart"/>
+      <w:r>
         <w:t>get</w:t>
       </w:r>
       <w:r>
-        <w:rPr>
-          <w:lang w:val="en-US"/>
-        </w:rPr>
         <w:t>_</w:t>
       </w:r>
       <w:r>
-        <w:rPr>
-          <w:lang w:val="en-US"/>
-        </w:rPr>
-        <w:t>i</w:t>
-      </w:r>
-      <w:r>
-        <w:rPr>
-          <w:lang w:val="en-US"/>
-        </w:rPr>
-        <w:t xml:space="preserve">, </w:t>
-      </w:r>
-      <w:r>
-        <w:rPr>
-          <w:lang w:val="en-US"/>
-        </w:rPr>
-        <w:t>get</w:t>
-      </w:r>
-      <w:r>
-        <w:rPr>
-          <w:lang w:val="en-US"/>
-        </w:rPr>
-        <w:t>_</w:t>
-      </w:r>
-      <w:r>
-        <w:rPr>
-          <w:lang w:val="en-US"/>
-        </w:rPr>
-        <w:t>c</w:t>
-      </w:r>
-      <w:r>
-        <w:rPr>
-          <w:lang w:val="en-US"/>
-        </w:rPr>
-        <w:t>v, get_ci</w:t>
-      </w:r>
-      <w:r>
-        <w:rPr>
-          <w:lang w:val="en-US"/>
-        </w:rPr>
-        <w:t xml:space="preserve">, </w:t>
-      </w:r>
-      <w:r>
-        <w:rPr>
-          <w:lang w:val="en-US"/>
-        </w:rPr>
-        <w:t>cal</w:t>
-      </w:r>
-      <w:r>
-        <w:rPr>
-          <w:lang w:val="en-US"/>
-        </w:rPr>
-        <w:t>_</w:t>
-      </w:r>
-      <w:r>
-        <w:rPr>
-          <w:lang w:val="en-US"/>
-        </w:rPr>
         <w:t>v</w:t>
       </w:r>
-      <w:r>
-        <w:rPr>
-          <w:lang w:val="en-US"/>
-        </w:rPr>
-        <w:t xml:space="preserve">, </w:t>
-      </w:r>
-      <w:r>
-        <w:rPr>
-          <w:lang w:val="en-US"/>
-        </w:rPr>
-        <w:t>cal</w:t>
-      </w:r>
-      <w:r>
-        <w:rPr>
-          <w:lang w:val="en-US"/>
-        </w:rPr>
-        <w:t>_</w:t>
-      </w:r>
-      <w:r>
-        <w:rPr>
-          <w:lang w:val="en-US"/>
-        </w:rPr>
-        <w:t>i</w:t>
-      </w:r>
-      <w:r>
-        <w:rPr>
-          <w:lang w:val="en-US"/>
-        </w:rPr>
-        <w:t xml:space="preserve">, </w:t>
-      </w:r>
-      <w:r>
-        <w:rPr>
-          <w:lang w:val="en-US"/>
-        </w:rPr>
-        <w:t>cal</w:t>
-      </w:r>
-      <w:r>
-        <w:rPr>
-          <w:lang w:val="en-US"/>
-        </w:rPr>
-        <w:t>_</w:t>
-      </w:r>
-      <w:r>
-        <w:rPr>
-          <w:lang w:val="en-US"/>
-        </w:rPr>
-        <w:t>s</w:t>
-      </w:r>
-      <w:r>
-        <w:rPr>
-          <w:lang w:val="en-US"/>
-        </w:rPr>
-        <w:t xml:space="preserve">, </w:t>
-      </w:r>
-      <w:r>
-        <w:rPr>
-          <w:lang w:val="en-US"/>
-        </w:rPr>
-        <w:t>vreal</w:t>
-      </w:r>
-      <w:r>
-        <w:rPr>
-          <w:lang w:val="en-US"/>
-        </w:rPr>
-        <w:t xml:space="preserve">, </w:t>
-      </w:r>
-      <w:r>
-        <w:rPr>
-          <w:lang w:val="en-US"/>
-        </w:rPr>
-        <w:t>ireal</w:t>
-      </w:r>
-      <w:r>
-        <w:rPr>
-          <w:lang w:val="en-US"/>
-        </w:rPr>
-        <w:t xml:space="preserve">, </w:t>
-      </w:r>
-      <w:r>
-        <w:rPr>
-          <w:lang w:val="en-US"/>
-        </w:rPr>
-        <w:t>on</w:t>
-      </w:r>
-      <w:r>
-        <w:rPr>
-          <w:lang w:val="en-US"/>
-        </w:rPr>
-        <w:t xml:space="preserve">, </w:t>
-      </w:r>
-      <w:r>
-        <w:rPr>
-          <w:lang w:val="en-US"/>
-        </w:rPr>
-        <w:t>off</w:t>
-      </w:r>
-      <w:r>
-        <w:rPr>
-          <w:lang w:val="en-US"/>
-        </w:rPr>
-        <w:t xml:space="preserve"> </w:t>
-      </w:r>
-      <w:r>
-        <w:t>должны</w:t>
-      </w:r>
-      <w:r>
-        <w:rPr>
-          <w:lang w:val="en-US"/>
-        </w:rPr>
-        <w:t xml:space="preserve"> </w:t>
-      </w:r>
-      <w:r>
-        <w:t>передаваться</w:t>
-      </w:r>
-      <w:r>
-        <w:rPr>
-          <w:lang w:val="en-US"/>
-        </w:rPr>
-        <w:t xml:space="preserve"> </w:t>
-      </w:r>
-      <w:r>
-        <w:t>строго</w:t>
-      </w:r>
-      <w:r>
-        <w:rPr>
-          <w:lang w:val="en-US"/>
-        </w:rPr>
-        <w:t xml:space="preserve"> </w:t>
-      </w:r>
-      <w:r>
-        <w:t>строчными</w:t>
-      </w:r>
-      <w:r>
-        <w:rPr>
-          <w:lang w:val="en-US"/>
-        </w:rPr>
-        <w:t xml:space="preserve"> </w:t>
-      </w:r>
-      <w:r>
-        <w:t>буквами</w:t>
-      </w:r>
-      <w:r>
-        <w:rPr>
-          <w:lang w:val="en-US"/>
-        </w:rPr>
-        <w:t>.</w:t>
-      </w:r>
-    </w:p>
-    <w:p>
-      <w:pPr>
-        <w:pStyle w:val="1"/>
-      </w:pPr>
-      <w:bookmarkStart w:id="1" w:name="_Toc234919266"/>
-      <w:r>
-        <w:t>ПРОТОКОЛ ВЗАИМОДЕЙСТВИЯ С УСТРОЙСТВОМ</w:t>
-      </w:r>
-      <w:bookmarkEnd w:id="1"/>
-    </w:p>
-    <w:p>
-      <w:pPr>
-        <w:pStyle w:val="2"/>
-      </w:pPr>
-      <w:bookmarkStart w:id="2" w:name="_Toc234919267"/>
-      <w:r>
-        <w:t>Команды измерения</w:t>
-      </w:r>
-      <w:bookmarkEnd w:id="2"/>
-    </w:p>
-    <w:p>
-      <w:pPr>
-        <w:pStyle w:val="3"/>
-      </w:pPr>
-      <w:bookmarkStart w:id="3" w:name="_Toc234919268"/>
-      <w:r>
-        <w:t>Запрос текущего напряжения</w:t>
-      </w:r>
-      <w:bookmarkEnd w:id="3"/>
-    </w:p>
-    <w:p>
-      <w:pPr>
-        <w:spacing w:after="160" w:line="276" w:lineRule="auto"/>
-      </w:pPr>
-      <w:r>
-        <w:t xml:space="preserve">Обозначение — </w:t>
-      </w:r>
-      <w:r>
-        <w:t>get</w:t>
-      </w:r>
-      <w:r>
-        <w:t>_</w:t>
-      </w:r>
-      <w:r>
-        <w:t>v</w:t>
-      </w:r>
+      <w:proofErr w:type="spellEnd"/>
       <w:r>
         <w:t>. Команда используется для немедленного получения текущего значения выходного напряжения VSW, измеренного АЦП и пересчитанного по калибровочным коэффициентам.</w:t>
       </w:r>
@@ -508,6 +612,7 @@
             <w:pPr>
               <w:jc w:val="center"/>
             </w:pPr>
+            <w:proofErr w:type="spellStart"/>
             <w:r>
               <w:rPr>
                 <w:sz w:val="20"/>
@@ -529,6 +634,7 @@
               </w:rPr>
               <w:t>v</w:t>
             </w:r>
+            <w:proofErr w:type="spellEnd"/>
           </w:p>
         </w:tc>
       </w:tr>
@@ -547,6 +653,7 @@
         </w:rPr>
         <w:t xml:space="preserve">Рисунок 1 — Формат команды </w:t>
       </w:r>
+      <w:proofErr w:type="spellStart"/>
       <w:r>
         <w:rPr>
           <w:i/>
@@ -574,6 +681,7 @@
         </w:rPr>
         <w:t>v</w:t>
       </w:r>
+      <w:proofErr w:type="spellEnd"/>
     </w:p>
     <w:p>
       <w:pPr>
@@ -605,13 +713,21 @@
         <w:spacing w:after="100"/>
       </w:pPr>
       <w:r>
-        <w:t>«get</w:t>
+        <w:t>«</w:t>
+      </w:r>
+      <w:proofErr w:type="spellStart"/>
+      <w:r>
+        <w:t>get</w:t>
       </w:r>
       <w:r>
         <w:t>_</w:t>
       </w:r>
       <w:r>
-        <w:t>v»</w:t>
+        <w:t>v</w:t>
+      </w:r>
+      <w:proofErr w:type="spellEnd"/>
+      <w:r>
+        <w:t>»</w:t>
       </w:r>
     </w:p>
     <w:p>
@@ -654,10 +770,7 @@
         <w:t>D</w:t>
       </w:r>
       <w:r>
-        <w:t>IGIT_AFTER_FLOAT</w:t>
-      </w:r>
-      <w:r>
-        <w:t xml:space="preserve"> </w:t>
+        <w:t xml:space="preserve">IGIT_AFTER_FLOAT </w:t>
       </w:r>
       <w:r>
         <w:t>знаков после запятой).</w:t>
@@ -680,6 +793,7 @@
       <w:r>
         <w:t xml:space="preserve">Обозначение — </w:t>
       </w:r>
+      <w:proofErr w:type="spellStart"/>
       <w:r>
         <w:t>get</w:t>
       </w:r>
@@ -689,6 +803,7 @@
       <w:r>
         <w:t>i</w:t>
       </w:r>
+      <w:proofErr w:type="spellEnd"/>
       <w:r>
         <w:t>. Команда используется для немедленного получения текущего значения выходного тока нагрузки, измеренного через токовый шунт и усилитель INA180A4.</w:t>
       </w:r>
@@ -758,6 +873,7 @@
             <w:pPr>
               <w:jc w:val="center"/>
             </w:pPr>
+            <w:proofErr w:type="spellStart"/>
             <w:r>
               <w:rPr>
                 <w:sz w:val="20"/>
@@ -765,6 +881,7 @@
               </w:rPr>
               <w:t>get_i</w:t>
             </w:r>
+            <w:proofErr w:type="spellEnd"/>
           </w:p>
         </w:tc>
       </w:tr>
@@ -784,6 +901,7 @@
         <w:lastRenderedPageBreak/>
         <w:t xml:space="preserve">Рисунок 2 — Формат команды </w:t>
       </w:r>
+      <w:proofErr w:type="spellStart"/>
       <w:r>
         <w:rPr>
           <w:i/>
@@ -793,6 +911,7 @@
         </w:rPr>
         <w:t>get_i</w:t>
       </w:r>
+      <w:proofErr w:type="spellEnd"/>
     </w:p>
     <w:p>
       <w:pPr>
@@ -826,9 +945,11 @@
       <w:r>
         <w:t>«</w:t>
       </w:r>
+      <w:proofErr w:type="spellStart"/>
       <w:r>
         <w:t>get_i</w:t>
       </w:r>
+      <w:proofErr w:type="spellEnd"/>
       <w:r>
         <w:t>»</w:t>
       </w:r>
@@ -861,7 +982,15 @@
         <w:t>i</w:t>
       </w:r>
       <w:r>
-        <w:t xml:space="preserve">=0.701A» — текущий выходной ток, А </w:t>
+        <w:t xml:space="preserve">=0.701A» — текущий выходной ток, </w:t>
+      </w:r>
+      <w:proofErr w:type="gramStart"/>
+      <w:r>
+        <w:t>А</w:t>
+      </w:r>
+      <w:proofErr w:type="gramEnd"/>
+      <w:r>
+        <w:t xml:space="preserve"> </w:t>
       </w:r>
       <w:r>
         <w:t>(</w:t>
@@ -902,6 +1031,7 @@
       <w:r>
         <w:t xml:space="preserve">Обозначение — </w:t>
       </w:r>
+      <w:proofErr w:type="spellStart"/>
       <w:r>
         <w:t>get</w:t>
       </w:r>
@@ -911,6 +1041,7 @@
       <w:r>
         <w:t>c</w:t>
       </w:r>
+      <w:proofErr w:type="spellEnd"/>
       <w:r>
         <w:rPr>
           <w:lang w:val="en-US"/>
@@ -989,6 +1120,7 @@
                 <w:lang w:val="en-US"/>
               </w:rPr>
             </w:pPr>
+            <w:proofErr w:type="spellStart"/>
             <w:r>
               <w:rPr>
                 <w:sz w:val="20"/>
@@ -996,6 +1128,7 @@
               </w:rPr>
               <w:t>get</w:t>
             </w:r>
+            <w:proofErr w:type="spellEnd"/>
             <w:r>
               <w:rPr>
                 <w:sz w:val="20"/>
@@ -1037,6 +1170,7 @@
         </w:rPr>
         <w:t xml:space="preserve">Рисунок 3 — Формат команды </w:t>
       </w:r>
+      <w:proofErr w:type="spellStart"/>
       <w:r>
         <w:rPr>
           <w:i/>
@@ -1064,6 +1198,7 @@
         </w:rPr>
         <w:t>c</w:t>
       </w:r>
+      <w:proofErr w:type="spellEnd"/>
       <w:r>
         <w:rPr>
           <w:i/>
@@ -1105,8 +1240,13 @@
         <w:spacing w:after="100"/>
       </w:pPr>
       <w:r>
-        <w:t>«get</w:t>
-      </w:r>
+        <w:t>«</w:t>
+      </w:r>
+      <w:proofErr w:type="spellStart"/>
+      <w:r>
+        <w:t>get</w:t>
+      </w:r>
+      <w:proofErr w:type="spellEnd"/>
       <w:r>
         <w:rPr>
           <w:lang w:val="en-US"/>
@@ -1148,7 +1288,31 @@
         <w:spacing w:after="100"/>
       </w:pPr>
       <w:r>
-        <w:t>«--- STORED COEFFS ---» с последующими строками «Voltage: k=.. b=..»</w:t>
+        <w:t>«--- STORED COEFFS ---» с последующими строками «</w:t>
+      </w:r>
+      <w:proofErr w:type="spellStart"/>
+      <w:r>
+        <w:t>Voltage</w:t>
+      </w:r>
+      <w:proofErr w:type="spellEnd"/>
+      <w:r>
+        <w:t>: k</w:t>
+      </w:r>
+      <w:proofErr w:type="gramStart"/>
+      <w:r>
+        <w:t>=..</w:t>
+      </w:r>
+      <w:proofErr w:type="gramEnd"/>
+      <w:r>
+        <w:t xml:space="preserve"> b</w:t>
+      </w:r>
+      <w:proofErr w:type="gramStart"/>
+      <w:r>
+        <w:t>=..</w:t>
+      </w:r>
+      <w:proofErr w:type="gramEnd"/>
+      <w:r>
+        <w:t>»</w:t>
       </w:r>
       <w:r>
         <w:t xml:space="preserve"> </w:t>
@@ -1176,7 +1340,11 @@
         <w:spacing w:after="160" w:line="276" w:lineRule="auto"/>
       </w:pPr>
       <w:r>
-        <w:t>Обозначение — get</w:t>
+        <w:t xml:space="preserve">Обозначение — </w:t>
+      </w:r>
+      <w:proofErr w:type="spellStart"/>
+      <w:r>
+        <w:t>get</w:t>
       </w:r>
       <w:r>
         <w:t>_</w:t>
@@ -1184,6 +1352,7 @@
       <w:r>
         <w:t>c</w:t>
       </w:r>
+      <w:proofErr w:type="spellEnd"/>
       <w:r>
         <w:rPr>
           <w:lang w:val="en-US"/>
@@ -1262,6 +1431,7 @@
                 <w:lang w:val="en-US"/>
               </w:rPr>
             </w:pPr>
+            <w:proofErr w:type="spellStart"/>
             <w:r>
               <w:rPr>
                 <w:sz w:val="20"/>
@@ -1269,6 +1439,7 @@
               </w:rPr>
               <w:t>get</w:t>
             </w:r>
+            <w:proofErr w:type="spellEnd"/>
             <w:r>
               <w:rPr>
                 <w:sz w:val="20"/>
@@ -1284,6 +1455,7 @@
               </w:rPr>
               <w:t>c</w:t>
             </w:r>
+            <w:proofErr w:type="spellStart"/>
             <w:r>
               <w:rPr>
                 <w:sz w:val="20"/>
@@ -1292,6 +1464,7 @@
               </w:rPr>
               <w:t>i</w:t>
             </w:r>
+            <w:proofErr w:type="spellEnd"/>
           </w:p>
         </w:tc>
       </w:tr>
@@ -1308,8 +1481,9 @@
           <w:sz w:val="20"/>
           <w:szCs w:val="20"/>
         </w:rPr>
-        <w:t>Рисунок 3 — Формат команды get</w:t>
-      </w:r>
+        <w:t xml:space="preserve">Рисунок 3 — Формат команды </w:t>
+      </w:r>
+      <w:proofErr w:type="spellStart"/>
       <w:r>
         <w:rPr>
           <w:i/>
@@ -1317,7 +1491,7 @@
           <w:sz w:val="20"/>
           <w:szCs w:val="20"/>
         </w:rPr>
-        <w:t>_</w:t>
+        <w:t>get</w:t>
       </w:r>
       <w:r>
         <w:rPr>
@@ -1326,7 +1500,7 @@
           <w:sz w:val="20"/>
           <w:szCs w:val="20"/>
         </w:rPr>
-        <w:t>c</w:t>
+        <w:t>_</w:t>
       </w:r>
       <w:r>
         <w:rPr>
@@ -1334,10 +1508,20 @@
           <w:iCs/>
           <w:sz w:val="20"/>
           <w:szCs w:val="20"/>
+        </w:rPr>
+        <w:t>c</w:t>
+      </w:r>
+      <w:r>
+        <w:rPr>
+          <w:i/>
+          <w:iCs/>
+          <w:sz w:val="20"/>
+          <w:szCs w:val="20"/>
           <w:lang w:val="en-US"/>
         </w:rPr>
         <w:t>i</w:t>
       </w:r>
+      <w:proofErr w:type="spellEnd"/>
     </w:p>
     <w:p>
       <w:pPr>
@@ -1369,8 +1553,13 @@
         <w:spacing w:after="100"/>
       </w:pPr>
       <w:r>
-        <w:t>«get</w:t>
-      </w:r>
+        <w:t>«</w:t>
+      </w:r>
+      <w:proofErr w:type="spellStart"/>
+      <w:r>
+        <w:t>get</w:t>
+      </w:r>
+      <w:proofErr w:type="spellEnd"/>
       <w:r>
         <w:rPr>
           <w:lang w:val="en-US"/>
@@ -1380,12 +1569,14 @@
       <w:r>
         <w:t>c</w:t>
       </w:r>
+      <w:proofErr w:type="spellStart"/>
       <w:r>
         <w:rPr>
           <w:lang w:val="en-US"/>
         </w:rPr>
         <w:t>i</w:t>
       </w:r>
+      <w:proofErr w:type="spellEnd"/>
       <w:r>
         <w:t>»</w:t>
       </w:r>
@@ -1412,13 +1603,699 @@
         <w:spacing w:after="100"/>
       </w:pPr>
       <w:r>
-        <w:t>«--- STORED COEFFS ---» с последующими строками «Current: k=.. b=..» — сохранённые коэффициенты линейной калибровки каналов</w:t>
-      </w:r>
+        <w:t>«--- STORED COEFFS ---» с последующими строками «Current: k</w:t>
+      </w:r>
+      <w:proofErr w:type="gramStart"/>
+      <w:r>
+        <w:t>=..</w:t>
+      </w:r>
+      <w:proofErr w:type="gramEnd"/>
+      <w:r>
+        <w:t xml:space="preserve"> b=..» — сохранённые коэффициенты линейной калибровки каналов тока.</w:t>
+      </w:r>
+    </w:p>
+    <w:p>
+      <w:pPr>
+        <w:pStyle w:val="3"/>
+      </w:pPr>
+      <w:r>
+        <w:t xml:space="preserve">Запрос сохранённых коэффициентов </w:t>
+      </w:r>
+      <w:r>
+        <w:t xml:space="preserve">ПИД-регулятора </w:t>
+      </w:r>
+      <w:r>
+        <w:t>для напряжения</w:t>
+      </w:r>
+    </w:p>
+    <w:p>
+      <w:pPr>
+        <w:spacing w:after="160" w:line="276" w:lineRule="auto"/>
+      </w:pPr>
+      <w:r>
+        <w:t xml:space="preserve">Обозначение — </w:t>
+      </w:r>
+      <w:proofErr w:type="spellStart"/>
+      <w:r>
+        <w:t>get</w:t>
+      </w:r>
+      <w:proofErr w:type="spellEnd"/>
+      <w:r>
+        <w:t>_</w:t>
+      </w:r>
+      <w:proofErr w:type="spellStart"/>
+      <w:r>
+        <w:rPr>
+          <w:lang w:val="en-US"/>
+        </w:rPr>
+        <w:t>k</w:t>
+      </w:r>
+      <w:r>
+        <w:rPr>
+          <w:lang w:val="en-US"/>
+        </w:rPr>
+        <w:t>v</w:t>
+      </w:r>
+      <w:proofErr w:type="spellEnd"/>
+      <w:r>
+        <w:t>. Команда используется для чтения из энергонезависимой (Flash) памяти текущих сохранённых коэффициентов ПИД-регулятора напряжени</w:t>
+      </w:r>
+      <w:r>
+        <w:t>я</w:t>
+      </w:r>
+      <w:r>
+        <w:t>.</w:t>
+      </w:r>
+    </w:p>
+    <w:tbl>
+      <w:tblPr>
+        <w:tblW w:w="9350" w:type="dxa"/>
+        <w:tblBorders>
+          <w:top w:val="single" w:sz="4" w:space="0" w:color="auto"/>
+          <w:left w:val="single" w:sz="4" w:space="0" w:color="auto"/>
+          <w:bottom w:val="single" w:sz="4" w:space="0" w:color="auto"/>
+          <w:right w:val="single" w:sz="4" w:space="0" w:color="auto"/>
+          <w:insideH w:val="single" w:sz="4" w:space="0" w:color="auto"/>
+          <w:insideV w:val="single" w:sz="4" w:space="0" w:color="auto"/>
+        </w:tblBorders>
+        <w:tblCellMar>
+          <w:left w:w="10" w:type="dxa"/>
+          <w:right w:w="10" w:type="dxa"/>
+        </w:tblCellMar>
+        <w:tblLook w:val="04A0" w:firstRow="1" w:lastRow="0" w:firstColumn="1" w:lastColumn="0" w:noHBand="0" w:noVBand="1"/>
+      </w:tblPr>
+      <w:tblGrid>
+        <w:gridCol w:w="9350"/>
+      </w:tblGrid>
+      <w:tr>
+        <w:tc>
+          <w:tcPr>
+            <w:tcW w:w="9350" w:type="dxa"/>
+            <w:shd w:val="clear" w:color="auto" w:fill="D9D9D9"/>
+            <w:tcMar>
+              <w:top w:w="60" w:type="dxa"/>
+              <w:left w:w="100" w:type="dxa"/>
+              <w:bottom w:w="60" w:type="dxa"/>
+              <w:right w:w="100" w:type="dxa"/>
+            </w:tcMar>
+            <w:vAlign w:val="center"/>
+          </w:tcPr>
+          <w:p>
+            <w:pPr>
+              <w:jc w:val="center"/>
+            </w:pPr>
+            <w:r>
+              <w:rPr>
+                <w:b/>
+                <w:bCs/>
+                <w:sz w:val="20"/>
+                <w:szCs w:val="20"/>
+              </w:rPr>
+              <w:lastRenderedPageBreak/>
+              <w:t>Тип команды</w:t>
+            </w:r>
+          </w:p>
+        </w:tc>
+      </w:tr>
+      <w:tr>
+        <w:tc>
+          <w:tcPr>
+            <w:tcW w:w="9350" w:type="dxa"/>
+            <w:tcMar>
+              <w:top w:w="60" w:type="dxa"/>
+              <w:left w:w="100" w:type="dxa"/>
+              <w:bottom w:w="60" w:type="dxa"/>
+              <w:right w:w="100" w:type="dxa"/>
+            </w:tcMar>
+            <w:vAlign w:val="center"/>
+          </w:tcPr>
+          <w:p>
+            <w:pPr>
+              <w:jc w:val="center"/>
+            </w:pPr>
+            <w:proofErr w:type="spellStart"/>
+            <w:r>
+              <w:rPr>
+                <w:sz w:val="20"/>
+                <w:szCs w:val="20"/>
+              </w:rPr>
+              <w:t>get</w:t>
+            </w:r>
+            <w:proofErr w:type="spellEnd"/>
+            <w:r>
+              <w:rPr>
+                <w:sz w:val="20"/>
+                <w:szCs w:val="20"/>
+                <w:lang w:val="en-US"/>
+              </w:rPr>
+              <w:t>_</w:t>
+            </w:r>
+            <w:proofErr w:type="spellStart"/>
+            <w:r>
+              <w:rPr>
+                <w:sz w:val="20"/>
+                <w:szCs w:val="20"/>
+                <w:lang w:val="en-US"/>
+              </w:rPr>
+              <w:t>kv</w:t>
+            </w:r>
+            <w:proofErr w:type="spellEnd"/>
+          </w:p>
+        </w:tc>
+      </w:tr>
+    </w:tbl>
+    <w:p>
+      <w:pPr>
+        <w:spacing w:after="240"/>
+        <w:jc w:val="center"/>
+      </w:pPr>
+      <w:r>
+        <w:rPr>
+          <w:i/>
+          <w:iCs/>
+          <w:sz w:val="20"/>
+          <w:szCs w:val="20"/>
+        </w:rPr>
+        <w:t xml:space="preserve">Рисунок 3 — Формат команды </w:t>
+      </w:r>
+      <w:proofErr w:type="spellStart"/>
+      <w:r>
+        <w:rPr>
+          <w:i/>
+          <w:iCs/>
+          <w:sz w:val="20"/>
+          <w:szCs w:val="20"/>
+        </w:rPr>
+        <w:t>get</w:t>
+      </w:r>
+      <w:proofErr w:type="spellEnd"/>
+      <w:r>
+        <w:rPr>
+          <w:i/>
+          <w:iCs/>
+          <w:sz w:val="20"/>
+          <w:szCs w:val="20"/>
+        </w:rPr>
+        <w:t>_</w:t>
+      </w:r>
+      <w:proofErr w:type="spellStart"/>
+      <w:r>
+        <w:rPr>
+          <w:i/>
+          <w:iCs/>
+          <w:sz w:val="20"/>
+          <w:szCs w:val="20"/>
+          <w:lang w:val="en-US"/>
+        </w:rPr>
+        <w:t>kv</w:t>
+      </w:r>
+      <w:proofErr w:type="spellEnd"/>
+    </w:p>
+    <w:p>
+      <w:pPr>
+        <w:spacing w:after="160" w:line="276" w:lineRule="auto"/>
+      </w:pPr>
+      <w:r>
+        <w:t>У команды нет параметров.</w:t>
+      </w:r>
+    </w:p>
+    <w:p>
+      <w:pPr>
+        <w:spacing w:after="160" w:line="276" w:lineRule="auto"/>
+      </w:pPr>
+      <w:r>
+        <w:rPr>
+          <w:b/>
+          <w:bCs/>
+        </w:rPr>
+        <w:t>Примеры команды:</w:t>
+      </w:r>
+    </w:p>
+    <w:p>
+      <w:pPr>
+        <w:pStyle w:val="a4"/>
+        <w:numPr>
+          <w:ilvl w:val="0"/>
+          <w:numId w:val="1"/>
+        </w:numPr>
+        <w:spacing w:after="100"/>
+      </w:pPr>
+      <w:r>
+        <w:t>«</w:t>
+      </w:r>
+      <w:proofErr w:type="spellStart"/>
+      <w:r>
+        <w:t>get</w:t>
+      </w:r>
+      <w:proofErr w:type="spellEnd"/>
+      <w:r>
+        <w:rPr>
+          <w:lang w:val="en-US"/>
+        </w:rPr>
+        <w:t>_</w:t>
+      </w:r>
+      <w:proofErr w:type="spellStart"/>
+      <w:r>
+        <w:rPr>
+          <w:lang w:val="en-US"/>
+        </w:rPr>
+        <w:t>kv</w:t>
+      </w:r>
+      <w:proofErr w:type="spellEnd"/>
+      <w:r>
+        <w:t>»</w:t>
+      </w:r>
+    </w:p>
+    <w:p>
+      <w:pPr>
+        <w:spacing w:after="160" w:line="276" w:lineRule="auto"/>
+      </w:pPr>
+      <w:r>
+        <w:rPr>
+          <w:b/>
+          <w:bCs/>
+        </w:rPr>
+        <w:t>Форматы ответов:</w:t>
+      </w:r>
+    </w:p>
+    <w:p>
+      <w:pPr>
+        <w:pStyle w:val="a4"/>
+        <w:numPr>
+          <w:ilvl w:val="0"/>
+          <w:numId w:val="1"/>
+        </w:numPr>
+        <w:spacing w:after="100"/>
+      </w:pPr>
+      <w:r>
+        <w:t>«</w:t>
+      </w:r>
+      <w:r>
+        <w:rPr>
+          <w:lang w:val="en-US"/>
+        </w:rPr>
+        <w:t>PID</w:t>
+      </w:r>
+      <w:r>
+        <w:t>_</w:t>
+      </w:r>
+      <w:r>
+        <w:rPr>
+          <w:lang w:val="en-US"/>
+        </w:rPr>
+        <w:t>V</w:t>
+      </w:r>
+      <w:r>
+        <w:t xml:space="preserve">: </w:t>
+      </w:r>
+      <w:proofErr w:type="spellStart"/>
+      <w:r>
+        <w:rPr>
+          <w:lang w:val="en-US"/>
+        </w:rPr>
+        <w:t>Kp</w:t>
+      </w:r>
+      <w:proofErr w:type="spellEnd"/>
       <w:r>
         <w:t xml:space="preserve"> </w:t>
       </w:r>
       <w:r>
-        <w:t>тока.</w:t>
+        <w:t>=.</w:t>
+      </w:r>
+      <w:r>
+        <w:t xml:space="preserve">   </w:t>
+      </w:r>
+      <w:r>
+        <w:rPr>
+          <w:lang w:val="en-US"/>
+        </w:rPr>
+        <w:t>Ki</w:t>
+      </w:r>
+      <w:r>
+        <w:t xml:space="preserve"> =    </w:t>
+      </w:r>
+      <w:proofErr w:type="spellStart"/>
+      <w:r>
+        <w:rPr>
+          <w:lang w:val="en-US"/>
+        </w:rPr>
+        <w:t>Kd</w:t>
+      </w:r>
+      <w:proofErr w:type="spellEnd"/>
+      <w:r>
+        <w:t xml:space="preserve"> </w:t>
+      </w:r>
+      <w:proofErr w:type="gramStart"/>
+      <w:r>
+        <w:t xml:space="preserve">= </w:t>
+      </w:r>
+      <w:r>
+        <w:t>.</w:t>
+      </w:r>
+      <w:proofErr w:type="gramEnd"/>
+      <w:r>
+        <w:t xml:space="preserve">  </w:t>
+      </w:r>
+      <w:r>
+        <w:t>» — сохранённые коэффициенты ПИД-регулятора напряжения.</w:t>
+      </w:r>
+    </w:p>
+    <w:p>
+      <w:pPr>
+        <w:pStyle w:val="3"/>
+      </w:pPr>
+      <w:r>
+        <w:t xml:space="preserve">Запрос сохранённых коэффициентов ПИД-регулятора для </w:t>
+      </w:r>
+      <w:r>
+        <w:t>тока</w:t>
+      </w:r>
+    </w:p>
+    <w:p>
+      <w:pPr>
+        <w:spacing w:after="160" w:line="276" w:lineRule="auto"/>
+      </w:pPr>
+      <w:r>
+        <w:t xml:space="preserve">Обозначение — </w:t>
+      </w:r>
+      <w:proofErr w:type="spellStart"/>
+      <w:r>
+        <w:t>get</w:t>
+      </w:r>
+      <w:proofErr w:type="spellEnd"/>
+      <w:r>
+        <w:t>_</w:t>
+      </w:r>
+      <w:r>
+        <w:rPr>
+          <w:lang w:val="en-US"/>
+        </w:rPr>
+        <w:t>k</w:t>
+      </w:r>
+      <w:r>
+        <w:rPr>
+          <w:lang w:val="en-US"/>
+        </w:rPr>
+        <w:t>i</w:t>
+      </w:r>
+      <w:r>
+        <w:t>. Команда используется для чтения из энергонезависимой (Flash) памяти текущих сохранённых коэффициентов ПИД-регулятора напряжения.</w:t>
+      </w:r>
+    </w:p>
+    <w:tbl>
+      <w:tblPr>
+        <w:tblW w:w="9350" w:type="dxa"/>
+        <w:tblBorders>
+          <w:top w:val="single" w:sz="4" w:space="0" w:color="auto"/>
+          <w:left w:val="single" w:sz="4" w:space="0" w:color="auto"/>
+          <w:bottom w:val="single" w:sz="4" w:space="0" w:color="auto"/>
+          <w:right w:val="single" w:sz="4" w:space="0" w:color="auto"/>
+          <w:insideH w:val="single" w:sz="4" w:space="0" w:color="auto"/>
+          <w:insideV w:val="single" w:sz="4" w:space="0" w:color="auto"/>
+        </w:tblBorders>
+        <w:tblCellMar>
+          <w:left w:w="10" w:type="dxa"/>
+          <w:right w:w="10" w:type="dxa"/>
+        </w:tblCellMar>
+        <w:tblLook w:val="04A0" w:firstRow="1" w:lastRow="0" w:firstColumn="1" w:lastColumn="0" w:noHBand="0" w:noVBand="1"/>
+      </w:tblPr>
+      <w:tblGrid>
+        <w:gridCol w:w="9350"/>
+      </w:tblGrid>
+      <w:tr>
+        <w:tc>
+          <w:tcPr>
+            <w:tcW w:w="9350" w:type="dxa"/>
+            <w:shd w:val="clear" w:color="auto" w:fill="D9D9D9"/>
+            <w:tcMar>
+              <w:top w:w="60" w:type="dxa"/>
+              <w:left w:w="100" w:type="dxa"/>
+              <w:bottom w:w="60" w:type="dxa"/>
+              <w:right w:w="100" w:type="dxa"/>
+            </w:tcMar>
+            <w:vAlign w:val="center"/>
+          </w:tcPr>
+          <w:p>
+            <w:pPr>
+              <w:jc w:val="center"/>
+            </w:pPr>
+            <w:r>
+              <w:rPr>
+                <w:b/>
+                <w:bCs/>
+                <w:sz w:val="20"/>
+                <w:szCs w:val="20"/>
+              </w:rPr>
+              <w:t>Тип команды</w:t>
+            </w:r>
+          </w:p>
+        </w:tc>
+      </w:tr>
+      <w:tr>
+        <w:tc>
+          <w:tcPr>
+            <w:tcW w:w="9350" w:type="dxa"/>
+            <w:tcMar>
+              <w:top w:w="60" w:type="dxa"/>
+              <w:left w:w="100" w:type="dxa"/>
+              <w:bottom w:w="60" w:type="dxa"/>
+              <w:right w:w="100" w:type="dxa"/>
+            </w:tcMar>
+            <w:vAlign w:val="center"/>
+          </w:tcPr>
+          <w:p>
+            <w:pPr>
+              <w:jc w:val="center"/>
+            </w:pPr>
+            <w:proofErr w:type="spellStart"/>
+            <w:r>
+              <w:rPr>
+                <w:sz w:val="20"/>
+                <w:szCs w:val="20"/>
+              </w:rPr>
+              <w:t>get</w:t>
+            </w:r>
+            <w:proofErr w:type="spellEnd"/>
+            <w:r>
+              <w:rPr>
+                <w:sz w:val="20"/>
+                <w:szCs w:val="20"/>
+                <w:lang w:val="en-US"/>
+              </w:rPr>
+              <w:t>_k</w:t>
+            </w:r>
+            <w:r>
+              <w:rPr>
+                <w:sz w:val="20"/>
+                <w:szCs w:val="20"/>
+                <w:lang w:val="en-US"/>
+              </w:rPr>
+              <w:t>i</w:t>
+            </w:r>
+          </w:p>
+        </w:tc>
+      </w:tr>
+    </w:tbl>
+    <w:p>
+      <w:pPr>
+        <w:spacing w:after="240"/>
+        <w:jc w:val="center"/>
+      </w:pPr>
+      <w:r>
+        <w:rPr>
+          <w:i/>
+          <w:iCs/>
+          <w:sz w:val="20"/>
+          <w:szCs w:val="20"/>
+        </w:rPr>
+        <w:t xml:space="preserve">Рисунок 3 — Формат команды </w:t>
+      </w:r>
+      <w:proofErr w:type="spellStart"/>
+      <w:r>
+        <w:rPr>
+          <w:i/>
+          <w:iCs/>
+          <w:sz w:val="20"/>
+          <w:szCs w:val="20"/>
+        </w:rPr>
+        <w:t>get</w:t>
+      </w:r>
+      <w:proofErr w:type="spellEnd"/>
+      <w:r>
+        <w:rPr>
+          <w:i/>
+          <w:iCs/>
+          <w:sz w:val="20"/>
+          <w:szCs w:val="20"/>
+        </w:rPr>
+        <w:t>_</w:t>
+      </w:r>
+      <w:r>
+        <w:rPr>
+          <w:i/>
+          <w:iCs/>
+          <w:sz w:val="20"/>
+          <w:szCs w:val="20"/>
+          <w:lang w:val="en-US"/>
+        </w:rPr>
+        <w:t>k</w:t>
+      </w:r>
+      <w:r>
+        <w:rPr>
+          <w:i/>
+          <w:iCs/>
+          <w:sz w:val="20"/>
+          <w:szCs w:val="20"/>
+          <w:lang w:val="en-US"/>
+        </w:rPr>
+        <w:t>i</w:t>
+      </w:r>
+    </w:p>
+    <w:p>
+      <w:pPr>
+        <w:spacing w:after="160" w:line="276" w:lineRule="auto"/>
+      </w:pPr>
+      <w:r>
+        <w:t>У команды нет параметров.</w:t>
+      </w:r>
+    </w:p>
+    <w:p>
+      <w:pPr>
+        <w:spacing w:after="160" w:line="276" w:lineRule="auto"/>
+      </w:pPr>
+      <w:r>
+        <w:rPr>
+          <w:b/>
+          <w:bCs/>
+        </w:rPr>
+        <w:t>Примеры команды:</w:t>
+      </w:r>
+    </w:p>
+    <w:p>
+      <w:pPr>
+        <w:pStyle w:val="a4"/>
+        <w:numPr>
+          <w:ilvl w:val="0"/>
+          <w:numId w:val="1"/>
+        </w:numPr>
+        <w:spacing w:after="100"/>
+      </w:pPr>
+      <w:r>
+        <w:t>«</w:t>
+      </w:r>
+      <w:proofErr w:type="spellStart"/>
+      <w:r>
+        <w:t>get</w:t>
+      </w:r>
+      <w:proofErr w:type="spellEnd"/>
+      <w:r>
+        <w:rPr>
+          <w:lang w:val="en-US"/>
+        </w:rPr>
+        <w:t>_k</w:t>
+      </w:r>
+      <w:r>
+        <w:rPr>
+          <w:lang w:val="en-US"/>
+        </w:rPr>
+        <w:t>i</w:t>
+      </w:r>
+      <w:r>
+        <w:t>»</w:t>
+      </w:r>
+    </w:p>
+    <w:p>
+      <w:pPr>
+        <w:spacing w:after="160" w:line="276" w:lineRule="auto"/>
+      </w:pPr>
+      <w:r>
+        <w:rPr>
+          <w:b/>
+          <w:bCs/>
+        </w:rPr>
+        <w:t>Форматы ответов:</w:t>
+      </w:r>
+    </w:p>
+    <w:p>
+      <w:pPr>
+        <w:pStyle w:val="a4"/>
+        <w:numPr>
+          <w:ilvl w:val="0"/>
+          <w:numId w:val="1"/>
+        </w:numPr>
+        <w:spacing w:after="100"/>
+      </w:pPr>
+      <w:r>
+        <w:t>«</w:t>
+      </w:r>
+      <w:r>
+        <w:rPr>
+          <w:lang w:val="en-US"/>
+        </w:rPr>
+        <w:t>PID</w:t>
+      </w:r>
+      <w:r>
+        <w:t>_</w:t>
+      </w:r>
+      <w:r>
+        <w:rPr>
+          <w:lang w:val="en-US"/>
+        </w:rPr>
+        <w:t>I</w:t>
+      </w:r>
+      <w:r>
+        <w:t xml:space="preserve">: </w:t>
+      </w:r>
+      <w:proofErr w:type="spellStart"/>
+      <w:r>
+        <w:rPr>
+          <w:lang w:val="en-US"/>
+        </w:rPr>
+        <w:t>Kp</w:t>
+      </w:r>
+      <w:proofErr w:type="spellEnd"/>
+      <w:r>
+        <w:t xml:space="preserve"> </w:t>
+      </w:r>
+      <w:r>
+        <w:t>=.</w:t>
+      </w:r>
+      <w:r>
+        <w:t xml:space="preserve">   </w:t>
+      </w:r>
+      <w:r>
+        <w:rPr>
+          <w:lang w:val="en-US"/>
+        </w:rPr>
+        <w:t>Ki</w:t>
+      </w:r>
+      <w:r>
+        <w:t xml:space="preserve"> =    </w:t>
+      </w:r>
+      <w:proofErr w:type="spellStart"/>
+      <w:r>
+        <w:rPr>
+          <w:lang w:val="en-US"/>
+        </w:rPr>
+        <w:t>Kd</w:t>
+      </w:r>
+      <w:proofErr w:type="spellEnd"/>
+      <w:r>
+        <w:t xml:space="preserve"> </w:t>
+      </w:r>
+      <w:proofErr w:type="gramStart"/>
+      <w:r>
+        <w:t xml:space="preserve">= </w:t>
+      </w:r>
+      <w:r>
+        <w:t>.</w:t>
+      </w:r>
+      <w:proofErr w:type="gramEnd"/>
+      <w:r>
+        <w:t xml:space="preserve">  </w:t>
+      </w:r>
+      <w:r>
+        <w:t>» — сохранённые коэффициенты ПИД-регулятора напряжения.</w:t>
       </w:r>
     </w:p>
     <w:p>
@@ -1446,12 +2323,13 @@
         <w:spacing w:after="160" w:line="276" w:lineRule="auto"/>
       </w:pPr>
       <w:r>
-        <w:lastRenderedPageBreak/>
         <w:t xml:space="preserve">Обозначение — </w:t>
       </w:r>
+      <w:proofErr w:type="spellStart"/>
       <w:r>
         <w:t>set</w:t>
       </w:r>
+      <w:proofErr w:type="spellEnd"/>
       <w:r>
         <w:t>_</w:t>
       </w:r>
@@ -1561,6 +2439,7 @@
                 <w:lang w:val="en-US"/>
               </w:rPr>
             </w:pPr>
+            <w:proofErr w:type="spellStart"/>
             <w:r>
               <w:rPr>
                 <w:sz w:val="20"/>
@@ -1568,6 +2447,7 @@
               </w:rPr>
               <w:t>set</w:t>
             </w:r>
+            <w:proofErr w:type="spellEnd"/>
             <w:r>
               <w:rPr>
                 <w:sz w:val="20"/>
@@ -1593,12 +2473,37 @@
             <w:pPr>
               <w:jc w:val="center"/>
             </w:pPr>
-            <w:r>
-              <w:rPr>
-                <w:sz w:val="20"/>
-                <w:szCs w:val="20"/>
-              </w:rPr>
-              <w:t>Integer (0..255)</w:t>
+            <w:proofErr w:type="spellStart"/>
+            <w:r>
+              <w:rPr>
+                <w:sz w:val="20"/>
+                <w:szCs w:val="20"/>
+              </w:rPr>
+              <w:t>Integer</w:t>
+            </w:r>
+            <w:proofErr w:type="spellEnd"/>
+            <w:r>
+              <w:rPr>
+                <w:sz w:val="20"/>
+                <w:szCs w:val="20"/>
+              </w:rPr>
+              <w:t xml:space="preserve"> (</w:t>
+            </w:r>
+            <w:proofErr w:type="gramStart"/>
+            <w:r>
+              <w:rPr>
+                <w:sz w:val="20"/>
+                <w:szCs w:val="20"/>
+              </w:rPr>
+              <w:t>0..</w:t>
+            </w:r>
+            <w:proofErr w:type="gramEnd"/>
+            <w:r>
+              <w:rPr>
+                <w:sz w:val="20"/>
+                <w:szCs w:val="20"/>
+              </w:rPr>
+              <w:t>255)</w:t>
             </w:r>
           </w:p>
         </w:tc>
@@ -1618,6 +2523,7 @@
         </w:rPr>
         <w:t xml:space="preserve">Рисунок 4 — Формат команды </w:t>
       </w:r>
+      <w:proofErr w:type="spellStart"/>
       <w:r>
         <w:rPr>
           <w:i/>
@@ -1627,6 +2533,7 @@
         </w:rPr>
         <w:t>set</w:t>
       </w:r>
+      <w:proofErr w:type="spellEnd"/>
     </w:p>
     <w:p>
       <w:pPr>
@@ -1666,8 +2573,13 @@
         <w:spacing w:after="100"/>
       </w:pPr>
       <w:r>
-        <w:t>«set</w:t>
-      </w:r>
+        <w:t>«</w:t>
+      </w:r>
+      <w:proofErr w:type="spellStart"/>
+      <w:r>
+        <w:t>set</w:t>
+      </w:r>
+      <w:proofErr w:type="spellEnd"/>
       <w:r>
         <w:t>_</w:t>
       </w:r>
@@ -1703,11 +2615,14 @@
         <w:spacing w:after="100"/>
       </w:pPr>
       <w:r>
+        <w:lastRenderedPageBreak/>
         <w:t xml:space="preserve">«OK </w:t>
       </w:r>
+      <w:proofErr w:type="spellStart"/>
       <w:r>
         <w:t>set</w:t>
       </w:r>
+      <w:proofErr w:type="spellEnd"/>
       <w:r>
         <w:t>=128» — код успешно установлен.</w:t>
       </w:r>
@@ -1895,6 +2810,7 @@
             <w:pPr>
               <w:jc w:val="center"/>
             </w:pPr>
+            <w:proofErr w:type="spellStart"/>
             <w:r>
               <w:rPr>
                 <w:sz w:val="20"/>
@@ -1902,6 +2818,7 @@
               </w:rPr>
               <w:t>Float</w:t>
             </w:r>
+            <w:proofErr w:type="spellEnd"/>
           </w:p>
         </w:tc>
       </w:tr>
@@ -2071,7 +2988,6 @@
       </w:pPr>
       <w:bookmarkStart w:id="9" w:name="_Toc234919274"/>
       <w:r>
-        <w:lastRenderedPageBreak/>
         <w:t>Установка целевого выходного тока</w:t>
       </w:r>
       <w:bookmarkEnd w:id="9"/>
@@ -2230,6 +3146,7 @@
             <w:pPr>
               <w:jc w:val="center"/>
             </w:pPr>
+            <w:proofErr w:type="spellStart"/>
             <w:r>
               <w:rPr>
                 <w:sz w:val="20"/>
@@ -2237,6 +3154,7 @@
               </w:rPr>
               <w:t>Float</w:t>
             </w:r>
+            <w:proofErr w:type="spellEnd"/>
           </w:p>
         </w:tc>
       </w:tr>
@@ -2286,7 +3204,16 @@
         <w:spacing w:after="160" w:line="276" w:lineRule="auto"/>
       </w:pPr>
       <w:r>
-        <w:t xml:space="preserve">Расчёт выполняется по формуле: R_нагрузки = </w:t>
+        <w:lastRenderedPageBreak/>
+        <w:t xml:space="preserve">Расчёт выполняется по формуле: </w:t>
+      </w:r>
+      <w:proofErr w:type="spellStart"/>
+      <w:r>
+        <w:t>R_нагрузки</w:t>
+      </w:r>
+      <w:proofErr w:type="spellEnd"/>
+      <w:r>
+        <w:t xml:space="preserve"> = </w:t>
       </w:r>
       <w:r>
         <w:t>v</w:t>
@@ -2310,7 +3237,15 @@
         <w:t>i</w:t>
       </w:r>
       <w:r>
-        <w:t>_out2 × R_нагрузки, далее</w:t>
+        <w:t xml:space="preserve">_out2 × </w:t>
+      </w:r>
+      <w:proofErr w:type="spellStart"/>
+      <w:r>
+        <w:t>R_нагрузки</w:t>
+      </w:r>
+      <w:proofErr w:type="spellEnd"/>
+      <w:r>
+        <w:t>, далее</w:t>
       </w:r>
       <w:r>
         <w:t xml:space="preserve"> контролируется с помощью ПИД регулировки</w:t>
@@ -2465,6 +3400,7 @@
       <w:r>
         <w:t xml:space="preserve">Обозначение — </w:t>
       </w:r>
+      <w:proofErr w:type="spellStart"/>
       <w:r>
         <w:t>cal</w:t>
       </w:r>
@@ -2474,6 +3410,7 @@
       <w:r>
         <w:t>v</w:t>
       </w:r>
+      <w:proofErr w:type="spellEnd"/>
       <w:r>
         <w:t>. Команда переводит канал измерения напряжения в режим калибровки: калибровочные коэффициенты временно обнуляются (k=1, b=0), буфер калибровочных точек очищается.</w:t>
       </w:r>
@@ -2543,6 +3480,7 @@
             <w:pPr>
               <w:jc w:val="center"/>
             </w:pPr>
+            <w:proofErr w:type="spellStart"/>
             <w:r>
               <w:rPr>
                 <w:sz w:val="20"/>
@@ -2550,6 +3488,7 @@
               </w:rPr>
               <w:t>cal_v</w:t>
             </w:r>
+            <w:proofErr w:type="spellEnd"/>
           </w:p>
         </w:tc>
       </w:tr>
@@ -2568,6 +3507,7 @@
         </w:rPr>
         <w:t xml:space="preserve">Рисунок 8 — Формат команды </w:t>
       </w:r>
+      <w:proofErr w:type="spellStart"/>
       <w:r>
         <w:rPr>
           <w:i/>
@@ -2577,6 +3517,7 @@
         </w:rPr>
         <w:t>cal_v</w:t>
       </w:r>
+      <w:proofErr w:type="spellEnd"/>
     </w:p>
     <w:p>
       <w:pPr>
@@ -2610,9 +3551,11 @@
       <w:r>
         <w:t>«</w:t>
       </w:r>
+      <w:proofErr w:type="spellStart"/>
       <w:r>
         <w:t>cal_v</w:t>
       </w:r>
+      <w:proofErr w:type="spellEnd"/>
       <w:r>
         <w:t>»</w:t>
       </w:r>
@@ -2641,9 +3584,11 @@
       <w:r>
         <w:t xml:space="preserve">«OK </w:t>
       </w:r>
+      <w:proofErr w:type="spellStart"/>
       <w:r>
         <w:t>cal_v</w:t>
       </w:r>
+      <w:proofErr w:type="spellEnd"/>
       <w:r>
         <w:t xml:space="preserve"> START» — режим калибровки напряжения активирован.</w:t>
       </w:r>
@@ -2654,7 +3599,6 @@
       </w:pPr>
       <w:bookmarkStart w:id="12" w:name="_Toc234919278"/>
       <w:r>
-        <w:lastRenderedPageBreak/>
         <w:t>Добавление калибровочной точки для канала напряжения</w:t>
       </w:r>
       <w:bookmarkEnd w:id="12"/>
@@ -2666,9 +3610,11 @@
       <w:r>
         <w:t xml:space="preserve">Обозначение — </w:t>
       </w:r>
+      <w:proofErr w:type="spellStart"/>
       <w:r>
         <w:t>vreal</w:t>
       </w:r>
+      <w:proofErr w:type="spellEnd"/>
       <w:r>
         <w:t>. Команда добавляет одну точку калибровки: текущее программное (некалиброванное) измерение напряжения сопоставляется с эталонным значением, переданным пользователем (например, показанием проверенного мультиметра).</w:t>
       </w:r>
@@ -2766,6 +3712,7 @@
             <w:pPr>
               <w:jc w:val="center"/>
             </w:pPr>
+            <w:proofErr w:type="spellStart"/>
             <w:r>
               <w:rPr>
                 <w:sz w:val="20"/>
@@ -2773,6 +3720,7 @@
               </w:rPr>
               <w:t>vreal</w:t>
             </w:r>
+            <w:proofErr w:type="spellEnd"/>
           </w:p>
         </w:tc>
         <w:tc>
@@ -2790,6 +3738,7 @@
             <w:pPr>
               <w:jc w:val="center"/>
             </w:pPr>
+            <w:proofErr w:type="spellStart"/>
             <w:r>
               <w:rPr>
                 <w:sz w:val="20"/>
@@ -2797,6 +3746,7 @@
               </w:rPr>
               <w:t>Float</w:t>
             </w:r>
+            <w:proofErr w:type="spellEnd"/>
           </w:p>
         </w:tc>
       </w:tr>
@@ -2815,6 +3765,7 @@
         </w:rPr>
         <w:t xml:space="preserve">Рисунок 9 — Формат команды </w:t>
       </w:r>
+      <w:proofErr w:type="spellStart"/>
       <w:r>
         <w:rPr>
           <w:i/>
@@ -2824,6 +3775,7 @@
         </w:rPr>
         <w:t>vreal</w:t>
       </w:r>
+      <w:proofErr w:type="spellEnd"/>
     </w:p>
     <w:p>
       <w:pPr>
@@ -2846,6 +3798,7 @@
         <w:spacing w:after="160" w:line="276" w:lineRule="auto"/>
       </w:pPr>
       <w:r>
+        <w:lastRenderedPageBreak/>
         <w:t xml:space="preserve">Перед вызовом команды необходимо установить рабочую точку (командой </w:t>
       </w:r>
       <w:r>
@@ -2885,7 +3838,15 @@
         <w:spacing w:after="100"/>
       </w:pPr>
       <w:r>
-        <w:t>«v 13.0» → дождаться стабилизации → измерить мультиметром (например, 12.78 В) → «vreal 12.78»</w:t>
+        <w:t>«v 13.0» → дождаться стабилизации → измерить мультиметром (например, 12.78 В) → «</w:t>
+      </w:r>
+      <w:proofErr w:type="spellStart"/>
+      <w:r>
+        <w:t>vreal</w:t>
+      </w:r>
+      <w:proofErr w:type="spellEnd"/>
+      <w:r>
+        <w:t xml:space="preserve"> 12.78»</w:t>
       </w:r>
     </w:p>
     <w:p>
@@ -2943,9 +3904,11 @@
       <w:r>
         <w:t xml:space="preserve"> MODE OR FULL» — команда </w:t>
       </w:r>
+      <w:proofErr w:type="spellStart"/>
       <w:r>
         <w:t>cal_v</w:t>
       </w:r>
+      <w:proofErr w:type="spellEnd"/>
       <w:r>
         <w:t xml:space="preserve"> не была вызвана заранее, либо буфер точек уже заполнен (20 точек).</w:t>
       </w:r>
@@ -2967,9 +3930,11 @@
       <w:r>
         <w:t xml:space="preserve">Обозначение — </w:t>
       </w:r>
+      <w:proofErr w:type="spellStart"/>
       <w:r>
         <w:t>cal_i</w:t>
       </w:r>
+      <w:proofErr w:type="spellEnd"/>
       <w:r>
         <w:t>. Команда переводит канал измерения тока в режим калибровки: калибровочные коэффициенты временно обнуляются (k=1, b=0), буфер калибровочных точек очищается.</w:t>
       </w:r>
@@ -3039,6 +4004,7 @@
             <w:pPr>
               <w:jc w:val="center"/>
             </w:pPr>
+            <w:proofErr w:type="spellStart"/>
             <w:r>
               <w:rPr>
                 <w:sz w:val="20"/>
@@ -3046,6 +4012,7 @@
               </w:rPr>
               <w:t>cal_i</w:t>
             </w:r>
+            <w:proofErr w:type="spellEnd"/>
           </w:p>
         </w:tc>
       </w:tr>
@@ -3064,6 +4031,7 @@
         </w:rPr>
         <w:t xml:space="preserve">Рисунок 10 — Формат команды </w:t>
       </w:r>
+      <w:proofErr w:type="spellStart"/>
       <w:r>
         <w:rPr>
           <w:i/>
@@ -3073,6 +4041,7 @@
         </w:rPr>
         <w:t>cal_i</w:t>
       </w:r>
+      <w:proofErr w:type="spellEnd"/>
     </w:p>
     <w:p>
       <w:pPr>
@@ -3106,9 +4075,11 @@
       <w:r>
         <w:t>«</w:t>
       </w:r>
+      <w:proofErr w:type="spellStart"/>
       <w:r>
         <w:t>cal_i</w:t>
       </w:r>
+      <w:proofErr w:type="spellEnd"/>
       <w:r>
         <w:t>»</w:t>
       </w:r>
@@ -3137,9 +4108,11 @@
       <w:r>
         <w:t xml:space="preserve">«OK </w:t>
       </w:r>
+      <w:proofErr w:type="spellStart"/>
       <w:r>
         <w:t>cal_i</w:t>
       </w:r>
+      <w:proofErr w:type="spellEnd"/>
       <w:r>
         <w:t xml:space="preserve"> START» — режим калибровки тока активирован.</w:t>
       </w:r>
@@ -3161,9 +4134,11 @@
       <w:r>
         <w:t xml:space="preserve">Обозначение — </w:t>
       </w:r>
+      <w:proofErr w:type="spellStart"/>
       <w:r>
         <w:t>ireal</w:t>
       </w:r>
+      <w:proofErr w:type="spellEnd"/>
       <w:r>
         <w:t>. Команда добавляет одну точку калибровки: текущее программное (некалиброванное) измерение тока сопоставляется с эталонным значением, переданным пользователем.</w:t>
       </w:r>
@@ -3213,7 +4188,6 @@
                 <w:sz w:val="20"/>
                 <w:szCs w:val="20"/>
               </w:rPr>
-              <w:lastRenderedPageBreak/>
               <w:t>Тип команды</w:t>
             </w:r>
           </w:p>
@@ -3262,6 +4236,7 @@
             <w:pPr>
               <w:jc w:val="center"/>
             </w:pPr>
+            <w:proofErr w:type="spellStart"/>
             <w:r>
               <w:rPr>
                 <w:sz w:val="20"/>
@@ -3269,6 +4244,7 @@
               </w:rPr>
               <w:t>ireal</w:t>
             </w:r>
+            <w:proofErr w:type="spellEnd"/>
           </w:p>
         </w:tc>
         <w:tc>
@@ -3286,6 +4262,7 @@
             <w:pPr>
               <w:jc w:val="center"/>
             </w:pPr>
+            <w:proofErr w:type="spellStart"/>
             <w:r>
               <w:rPr>
                 <w:sz w:val="20"/>
@@ -3293,6 +4270,7 @@
               </w:rPr>
               <w:t>Float</w:t>
             </w:r>
+            <w:proofErr w:type="spellEnd"/>
           </w:p>
         </w:tc>
       </w:tr>
@@ -3311,6 +4289,7 @@
         </w:rPr>
         <w:t xml:space="preserve">Рисунок 11 — Формат команды </w:t>
       </w:r>
+      <w:proofErr w:type="spellStart"/>
       <w:r>
         <w:rPr>
           <w:i/>
@@ -3320,6 +4299,7 @@
         </w:rPr>
         <w:t>ireal</w:t>
       </w:r>
+      <w:proofErr w:type="spellEnd"/>
     </w:p>
     <w:p>
       <w:pPr>
@@ -3367,7 +4347,15 @@
         <w:spacing w:after="100"/>
       </w:pPr>
       <w:r>
-        <w:t>«ireal 0.985»</w:t>
+        <w:t>«</w:t>
+      </w:r>
+      <w:proofErr w:type="spellStart"/>
+      <w:r>
+        <w:t>ireal</w:t>
+      </w:r>
+      <w:proofErr w:type="spellEnd"/>
+      <w:r>
+        <w:t xml:space="preserve"> 0.985»</w:t>
       </w:r>
     </w:p>
     <w:p>
@@ -3392,6 +4380,7 @@
         <w:spacing w:after="100"/>
       </w:pPr>
       <w:r>
+        <w:lastRenderedPageBreak/>
         <w:t>«OK POINT ADDED» — точка успешно добавлена в буфер калибровки.</w:t>
       </w:r>
     </w:p>
@@ -3425,9 +4414,11 @@
       <w:r>
         <w:t xml:space="preserve"> MODE OR FULL» — команда </w:t>
       </w:r>
+      <w:proofErr w:type="spellStart"/>
       <w:r>
         <w:t>cal_i</w:t>
       </w:r>
+      <w:proofErr w:type="spellEnd"/>
       <w:r>
         <w:t xml:space="preserve"> не была вызвана заранее, либо буфер точек уже заполнен (20 точек).</w:t>
       </w:r>
@@ -3449,9 +4440,11 @@
       <w:r>
         <w:t xml:space="preserve">Обозначение — </w:t>
       </w:r>
+      <w:proofErr w:type="spellStart"/>
       <w:r>
         <w:t>cal_s</w:t>
       </w:r>
+      <w:proofErr w:type="spellEnd"/>
       <w:r>
         <w:t>. Команда завершает текущий режим калибровки (напряжения или тока), рассчитывает новые калибровочные коэффициенты линейной зависимости k и b методом наименьших квадратов (аналитическое решение системы нормальных уравнений методом Крамера) по всем добавленным точкам, применяет их и сохраняет в энергонезависимую (Flash) память.</w:t>
       </w:r>
@@ -3521,6 +4514,7 @@
             <w:pPr>
               <w:jc w:val="center"/>
             </w:pPr>
+            <w:proofErr w:type="spellStart"/>
             <w:r>
               <w:rPr>
                 <w:sz w:val="20"/>
@@ -3528,6 +4522,7 @@
               </w:rPr>
               <w:t>cal_s</w:t>
             </w:r>
+            <w:proofErr w:type="spellEnd"/>
           </w:p>
         </w:tc>
       </w:tr>
@@ -3546,6 +4541,7 @@
         </w:rPr>
         <w:t xml:space="preserve">Рисунок 12 — Формат команды </w:t>
       </w:r>
+      <w:proofErr w:type="spellStart"/>
       <w:r>
         <w:rPr>
           <w:i/>
@@ -3555,6 +4551,7 @@
         </w:rPr>
         <w:t>cal_s</w:t>
       </w:r>
+      <w:proofErr w:type="spellEnd"/>
     </w:p>
     <w:p>
       <w:pPr>
@@ -3604,9 +4601,11 @@
       <w:r>
         <w:t>«</w:t>
       </w:r>
+      <w:proofErr w:type="spellStart"/>
       <w:r>
         <w:t>cal_s</w:t>
       </w:r>
+      <w:proofErr w:type="spellEnd"/>
       <w:r>
         <w:t>»</w:t>
       </w:r>
@@ -3633,7 +4632,23 @@
         <w:spacing w:after="100"/>
       </w:pPr>
       <w:r>
-        <w:t>«NEW COEFFS: g_voltage_k = 1.0071f; g_voltage_b = -0.0623f;» — расчёт для канала напряжения выполнен, приведены новые коэффициенты.</w:t>
+        <w:t xml:space="preserve">«NEW COEFFS: </w:t>
+      </w:r>
+      <w:proofErr w:type="spellStart"/>
+      <w:r>
+        <w:t>g_voltage_k</w:t>
+      </w:r>
+      <w:proofErr w:type="spellEnd"/>
+      <w:r>
+        <w:t xml:space="preserve"> = 1.0071f; </w:t>
+      </w:r>
+      <w:proofErr w:type="spellStart"/>
+      <w:r>
+        <w:t>g_voltage_b</w:t>
+      </w:r>
+      <w:proofErr w:type="spellEnd"/>
+      <w:r>
+        <w:t xml:space="preserve"> = -0.0623f;» — расчёт для канала напряжения выполнен, приведены новые коэффициенты.</w:t>
       </w:r>
     </w:p>
     <w:p>
@@ -3646,7 +4661,23 @@
         <w:spacing w:after="100"/>
       </w:pPr>
       <w:r>
-        <w:t>«NEW COEFFS: g_current_k = 0.9820f; g_current_b = 0.0054f;» — расчёт для канала тока выполнен, приведены новые коэффициенты.</w:t>
+        <w:t xml:space="preserve">«NEW COEFFS: </w:t>
+      </w:r>
+      <w:proofErr w:type="spellStart"/>
+      <w:r>
+        <w:t>g_current_k</w:t>
+      </w:r>
+      <w:proofErr w:type="spellEnd"/>
+      <w:r>
+        <w:t xml:space="preserve"> = 0.9820f; </w:t>
+      </w:r>
+      <w:proofErr w:type="spellStart"/>
+      <w:r>
+        <w:t>g_current_b</w:t>
+      </w:r>
+      <w:proofErr w:type="spellEnd"/>
+      <w:r>
+        <w:t xml:space="preserve"> = 0.0054f;» — расчёт для канала тока выполнен, приведены новые коэффициенты.</w:t>
       </w:r>
     </w:p>
     <w:p>
@@ -3659,7 +4690,36 @@
         <w:spacing w:after="100"/>
       </w:pPr>
       <w:r>
-        <w:t>«ERR CAL FAILED (need &gt;=2 distinct points)» — недостаточно точек либо все точки вырождены (совпадают), коэффициенты не изменены.</w:t>
+        <w:t>«ERR CAL FAILED (</w:t>
+      </w:r>
+      <w:proofErr w:type="spellStart"/>
+      <w:proofErr w:type="gramStart"/>
+      <w:r>
+        <w:t>need</w:t>
+      </w:r>
+      <w:proofErr w:type="spellEnd"/>
+      <w:r>
+        <w:t xml:space="preserve"> &gt;</w:t>
+      </w:r>
+      <w:proofErr w:type="gramEnd"/>
+      <w:r>
+        <w:t xml:space="preserve">=2 </w:t>
+      </w:r>
+      <w:proofErr w:type="spellStart"/>
+      <w:r>
+        <w:t>distinct</w:t>
+      </w:r>
+      <w:proofErr w:type="spellEnd"/>
+      <w:r>
+        <w:t xml:space="preserve"> </w:t>
+      </w:r>
+      <w:proofErr w:type="spellStart"/>
+      <w:r>
+        <w:t>points</w:t>
+      </w:r>
+      <w:proofErr w:type="spellEnd"/>
+      <w:r>
+        <w:t>)» — недостаточно точек либо все точки вырождены (совпадают), коэффициенты не изменены.</w:t>
       </w:r>
     </w:p>
     <w:p>
@@ -3678,7 +4738,6 @@
       </w:pPr>
       <w:bookmarkStart w:id="17" w:name="_Toc234919283"/>
       <w:r>
-        <w:lastRenderedPageBreak/>
         <w:t>Включение периодического отладочного вывода</w:t>
       </w:r>
       <w:bookmarkEnd w:id="17"/>
@@ -3690,23 +4749,35 @@
       <w:r>
         <w:t xml:space="preserve">Обозначение — </w:t>
       </w:r>
+      <w:proofErr w:type="spellStart"/>
       <w:r>
         <w:t>on</w:t>
       </w:r>
+      <w:proofErr w:type="spellEnd"/>
       <w:r>
         <w:t>. Команда включает периодическую (по таймеру) отправку в консоль текущих значений напряжения и тока в формате «</w:t>
       </w:r>
       <w:r>
         <w:t>v</w:t>
       </w:r>
-      <w:r>
-        <w:t xml:space="preserve">=.. </w:t>
+      <w:proofErr w:type="gramStart"/>
+      <w:r>
+        <w:t>=..</w:t>
+      </w:r>
+      <w:proofErr w:type="gramEnd"/>
+      <w:r>
+        <w:t xml:space="preserve"> </w:t>
       </w:r>
       <w:r>
         <w:t>i</w:t>
       </w:r>
-      <w:r>
-        <w:t>=..». По умолчанию после включения питания режим выключен.</w:t>
+      <w:proofErr w:type="gramStart"/>
+      <w:r>
+        <w:t>=..</w:t>
+      </w:r>
+      <w:proofErr w:type="gramEnd"/>
+      <w:r>
+        <w:t>». По умолчанию после включения питания режим выключен.</w:t>
       </w:r>
     </w:p>
     <w:tbl>
@@ -3774,6 +4845,7 @@
             <w:pPr>
               <w:jc w:val="center"/>
             </w:pPr>
+            <w:proofErr w:type="spellStart"/>
             <w:r>
               <w:rPr>
                 <w:sz w:val="20"/>
@@ -3781,6 +4853,7 @@
               </w:rPr>
               <w:t>on</w:t>
             </w:r>
+            <w:proofErr w:type="spellEnd"/>
           </w:p>
         </w:tc>
       </w:tr>
@@ -3799,6 +4872,7 @@
         </w:rPr>
         <w:t xml:space="preserve">Рисунок 13 — Формат команды </w:t>
       </w:r>
+      <w:proofErr w:type="spellStart"/>
       <w:r>
         <w:rPr>
           <w:i/>
@@ -3808,6 +4882,7 @@
         </w:rPr>
         <w:t>on</w:t>
       </w:r>
+      <w:proofErr w:type="spellEnd"/>
     </w:p>
     <w:p>
       <w:pPr>
@@ -3839,7 +4914,16 @@
         <w:spacing w:after="100"/>
       </w:pPr>
       <w:r>
-        <w:t>«on»</w:t>
+        <w:lastRenderedPageBreak/>
+        <w:t>«</w:t>
+      </w:r>
+      <w:proofErr w:type="spellStart"/>
+      <w:r>
+        <w:t>on</w:t>
+      </w:r>
+      <w:proofErr w:type="spellEnd"/>
+      <w:r>
+        <w:t>»</w:t>
       </w:r>
     </w:p>
     <w:p>
@@ -3893,18 +4977,23 @@
       <w:r>
         <w:t xml:space="preserve">Обозначение — </w:t>
       </w:r>
+      <w:proofErr w:type="spellStart"/>
       <w:r>
         <w:t>off</w:t>
       </w:r>
+      <w:proofErr w:type="spellEnd"/>
       <w:r>
         <w:t xml:space="preserve">. Команда выключает периодическую отправку телеметрии, запущенную командой </w:t>
       </w:r>
+      <w:proofErr w:type="spellStart"/>
       <w:r>
         <w:t>on</w:t>
       </w:r>
+      <w:proofErr w:type="spellEnd"/>
       <w:r>
         <w:t xml:space="preserve">. Команды </w:t>
       </w:r>
+      <w:proofErr w:type="spellStart"/>
       <w:r>
         <w:t>get</w:t>
       </w:r>
@@ -3914,12 +5003,15 @@
       <w:r>
         <w:t>v</w:t>
       </w:r>
+      <w:proofErr w:type="spellEnd"/>
       <w:r>
         <w:t>/</w:t>
       </w:r>
+      <w:proofErr w:type="spellStart"/>
       <w:r>
         <w:t>get_i</w:t>
       </w:r>
+      <w:proofErr w:type="spellEnd"/>
       <w:r>
         <w:t xml:space="preserve"> при этом продолжают работать по прямому запросу.</w:t>
       </w:r>
@@ -3989,6 +5081,7 @@
             <w:pPr>
               <w:jc w:val="center"/>
             </w:pPr>
+            <w:proofErr w:type="spellStart"/>
             <w:r>
               <w:rPr>
                 <w:sz w:val="20"/>
@@ -3996,6 +5089,7 @@
               </w:rPr>
               <w:t>off</w:t>
             </w:r>
+            <w:proofErr w:type="spellEnd"/>
           </w:p>
         </w:tc>
       </w:tr>
@@ -4014,6 +5108,7 @@
         </w:rPr>
         <w:t xml:space="preserve">Рисунок 14 — Формат команды </w:t>
       </w:r>
+      <w:proofErr w:type="spellStart"/>
       <w:r>
         <w:rPr>
           <w:i/>
@@ -4023,6 +5118,7 @@
         </w:rPr>
         <w:t>off</w:t>
       </w:r>
+      <w:proofErr w:type="spellEnd"/>
     </w:p>
     <w:p>
       <w:pPr>
@@ -4054,7 +5150,15 @@
         <w:spacing w:after="100"/>
       </w:pPr>
       <w:r>
-        <w:t>«off»</w:t>
+        <w:t>«</w:t>
+      </w:r>
+      <w:proofErr w:type="spellStart"/>
+      <w:r>
+        <w:t>off</w:t>
+      </w:r>
+      <w:proofErr w:type="spellEnd"/>
+      <w:r>
+        <w:t>»</w:t>
       </w:r>
     </w:p>
     <w:p>
@@ -4079,11 +5183,16 @@
         <w:spacing w:after="100"/>
       </w:pPr>
       <w:r>
-        <w:t>«OK DEBUG_</w:t>
+        <w:t xml:space="preserve">«OK </w:t>
+      </w:r>
+      <w:proofErr w:type="spellStart"/>
+      <w:r>
+        <w:t>DEBUG_</w:t>
       </w:r>
       <w:r>
         <w:t>off</w:t>
       </w:r>
+      <w:proofErr w:type="spellEnd"/>
       <w:r>
         <w:t>» — периодический вывод выключен.</w:t>
       </w:r>
@@ -4120,9 +5229,11 @@
       <w:r>
         <w:t xml:space="preserve">. Команда задаёт интервал, с которым отправляется телеметрия при включённом режиме </w:t>
       </w:r>
+      <w:proofErr w:type="spellStart"/>
       <w:r>
         <w:t>on</w:t>
       </w:r>
+      <w:proofErr w:type="spellEnd"/>
       <w:r>
         <w:t>. Значение по умолчанию — 1 секунда.</w:t>
       </w:r>
@@ -4252,12 +5363,37 @@
             <w:pPr>
               <w:jc w:val="center"/>
             </w:pPr>
-            <w:r>
-              <w:rPr>
-                <w:sz w:val="20"/>
-                <w:szCs w:val="20"/>
-              </w:rPr>
-              <w:t>Integer (&gt;=1)</w:t>
+            <w:proofErr w:type="spellStart"/>
+            <w:r>
+              <w:rPr>
+                <w:sz w:val="20"/>
+                <w:szCs w:val="20"/>
+              </w:rPr>
+              <w:t>Integer</w:t>
+            </w:r>
+            <w:proofErr w:type="spellEnd"/>
+            <w:r>
+              <w:rPr>
+                <w:sz w:val="20"/>
+                <w:szCs w:val="20"/>
+              </w:rPr>
+              <w:t xml:space="preserve"> </w:t>
+            </w:r>
+            <w:proofErr w:type="gramStart"/>
+            <w:r>
+              <w:rPr>
+                <w:sz w:val="20"/>
+                <w:szCs w:val="20"/>
+              </w:rPr>
+              <w:t>(&gt;=</w:t>
+            </w:r>
+            <w:proofErr w:type="gramEnd"/>
+            <w:r>
+              <w:rPr>
+                <w:sz w:val="20"/>
+                <w:szCs w:val="20"/>
+              </w:rPr>
+              <w:t>1)</w:t>
             </w:r>
           </w:p>
         </w:tc>
@@ -4352,7 +5488,10 @@
         <w:rPr>
           <w:lang w:val="en-US"/>
         </w:rPr>
-        <w:t>set_</w:t>
+        <w:t>set</w:t>
+      </w:r>
+      <w:r>
+        <w:t>_</w:t>
       </w:r>
       <w:r>
         <w:t>f</w:t>
@@ -4361,28 +5500,27 @@
         <w:t xml:space="preserve"> </w:t>
       </w:r>
       <w:r>
-        <w:rPr>
-          <w:lang w:val="en-US"/>
-        </w:rPr>
         <w:t>1</w:t>
       </w:r>
       <w:r>
         <w:t xml:space="preserve">» — отправлять телеметрию каждые </w:t>
       </w:r>
       <w:r>
-        <w:rPr>
-          <w:lang w:val="en-US"/>
-        </w:rPr>
         <w:t>50</w:t>
       </w:r>
       <w:r>
         <w:t xml:space="preserve"> </w:t>
       </w:r>
+      <w:proofErr w:type="spellStart"/>
       <w:r>
         <w:t>мили</w:t>
       </w:r>
       <w:r>
-        <w:t>секунд.</w:t>
+        <w:t>секунд</w:t>
+      </w:r>
+      <w:proofErr w:type="spellEnd"/>
+      <w:r>
+        <w:t>.</w:t>
       </w:r>
     </w:p>
     <w:p>
@@ -4394,7 +5532,6 @@
           <w:b/>
           <w:bCs/>
         </w:rPr>
-        <w:lastRenderedPageBreak/>
         <w:t>Форматы ответов:</w:t>
       </w:r>
     </w:p>
@@ -5007,6 +6144,7 @@
   <w:style w:type="character" w:default="1" w:styleId="a0">
     <w:name w:val="Default Paragraph Font"/>
     <w:uiPriority w:val="1"/>
+    <w:semiHidden/>
     <w:unhideWhenUsed/>
   </w:style>
   <w:style w:type="table" w:default="1" w:styleId="a1">
